--- a/eng/docx/009.content.docx
+++ b/eng/docx/009.content.docx
@@ -19,7 +19,7 @@
         <w:rPr>
           <w:lang w:val="en_US" w:bidi="en_US"/>
         </w:rPr>
-        <w:t>Resource: Study Notes - Profiles (Tyndale)</w:t>
+        <w:t>Resource: Tyndale Open Study Notes</w:t>
       </w:r>
       <w:r>
         <w:rPr>
@@ -112,7 +112,7 @@
         <w:rPr>
           <w:lang w:val="en_US" w:bidi="en_US"/>
         </w:rPr>
-        <w:t>Study Notes - Profiles (Tyndale)</w:t>
+        <w:t>Tyndale Open Study Notes</w:t>
       </w:r>
     </w:p>
     <w:p>
@@ -150,26 +150,6 @@
           <w:lang w:val="en_US" w:bidi="en_US"/>
         </w:rPr>
         <w:t>J</w:t>
-      </w:r>
-      <w:r>
-        <w:rPr>
-          <w:lang w:val="en_US" w:bidi="en_US"/>
-        </w:rPr>
-      </w:r>
-    </w:p>
-    <w:p>
-      <w:pPr/>
-      <w:r>
-        <w:rPr>
-          <w:lang w:val="en_US" w:bidi="en_US"/>
-        </w:rPr>
-      </w:r>
-      <w:r>
-        <w:rPr>
-          <w:i/>
-          <w:lang w:val="en_US" w:bidi="en_US"/>
-        </w:rPr>
-        <w:t>Jacob, James, Brother of Jesus, James, Son of Zebedee, Jehoshaphat, Jeremiah, Jeroboam I, Jeroboam II, Jethro (Reuel), Jewish Leaders, Jezebel, Joab, John Mark, John the Baptist, John, Son of Zebedee, Jonathan, Joseph, Joshua, Josiah, Judah, Judas Iscariot</w:t>
       </w:r>
       <w:r>
         <w:rPr>

--- a/eng/docx/009.content.docx
+++ b/eng/docx/009.content.docx
@@ -1772,7 +1772,7 @@
         <w:rPr>
           <w:lang w:val="en_US" w:bidi="en_US"/>
         </w:rPr>
-        <w:t>James was one of Jesus' brothers (</w:t>
+        <w:t>James was one of the brothers of Jesus (</w:t>
       </w:r>
       <w:hyperlink r:id="rId86">
         <w:r>
@@ -1858,7 +1858,7 @@
         <w:rPr>
           <w:lang w:val="en_US" w:bidi="en_US"/>
         </w:rPr>
-        <w:t>Jesus' brothers were initially doubtful of his claims (</w:t>
+        <w:t>The brothers of Jesus were initially doubtful of his claims (</w:t>
       </w:r>
       <w:hyperlink r:id="rId90">
         <w:r>
@@ -1912,7 +1912,21 @@
         <w:rPr>
           <w:lang w:val="en_US" w:bidi="en_US"/>
         </w:rPr>
-        <w:t>). Two of Jesus' brothers, James and Jude, had important roles in the early Christian community. James quickly became the leader of the church in Jerusalem. At the council in Jerusalem, James helped Jewish church leaders accept gentile (non-Jewish) believers without requiring circumcision. This decision was essential for Paul and the early mission to gentiles (</w:t>
+        <w:t xml:space="preserve">). Two of the brothers of Jesus, James and Jude, had important roles in the early Christian community. </w:t>
+      </w:r>
+    </w:p>
+    <w:p>
+      <w:pPr/>
+      <w:r>
+        <w:rPr>
+          <w:lang w:val="en_US" w:bidi="en_US"/>
+        </w:rPr>
+      </w:r>
+      <w:r>
+        <w:rPr>
+          <w:lang w:val="en_US" w:bidi="en_US"/>
+        </w:rPr>
+        <w:t>James quickly became the leader of the church in Jerusalem. At the council in Jerusalem, James helped Jewish church leaders accept Gentile (non-Jewish) believers without requiring circumcision. This decision was essential for Paul and the early mission to Gentiles (</w:t>
       </w:r>
       <w:hyperlink r:id="rId93">
         <w:r>
@@ -2052,7 +2066,7 @@
         <w:rPr>
           <w:lang w:val="en_US" w:bidi="en_US"/>
         </w:rPr>
-        <w:t>), insisted that gentiles who became Christians must be circumcised and follow the law of Moses to join the Christian community.</w:t>
+        <w:t>), insisted that Gentiles who became Christians must be circumcised and follow the law of Moses to join the Christian community.</w:t>
       </w:r>
     </w:p>
     <w:p>
@@ -2405,7 +2419,7 @@
         <w:rPr>
           <w:lang w:val="en_US" w:bidi="en_US"/>
         </w:rPr>
-        <w:t xml:space="preserve">James, son of Zebedee and brother of John, was one of the twelve apostles. He was among the first to die as a follower of Jesus. His mother might have been the sister of Mary, Jesus' mother, making him Jesus' cousin (see </w:t>
+        <w:t xml:space="preserve">James, son of Zebedee and brother of John, was one of the twelve apostles. He was among the first to die as a follower of Jesus. His mother might have been the sister of Mary, the mother of Jesus. This would mean he was the cousin of Jesus (see </w:t>
       </w:r>
       <w:hyperlink r:id="rId105">
         <w:r>
@@ -2861,7 +2875,7 @@
         <w:rPr>
           <w:lang w:val="en_US" w:bidi="en_US"/>
         </w:rPr>
-        <w:t>Herod Agrippa had James killed soon after Jesus' death, which pleased the Jewish leaders (</w:t>
+        <w:t>Herod Agrippa had James killed soon after the death of Jesus, which pleased the Jewish leaders (</w:t>
       </w:r>
       <w:hyperlink r:id="rId128">
         <w:r>
@@ -2879,7 +2893,7 @@
         <w:rPr>
           <w:lang w:val="en_US" w:bidi="en_US"/>
         </w:rPr>
-        <w:t>). Herod might have done this because James was an important leader among the disciples. This event fulfilled Jesus' prediction that James would share in his suffering (</w:t>
+        <w:t>). Herod might have done this because James was an important leader among the disciples. This event fulfilled the prediction Jesus spoke that James would share in his suffering (</w:t>
       </w:r>
       <w:hyperlink r:id="rId129">
         <w:r>
@@ -5180,7 +5194,7 @@
         <w:rPr>
           <w:lang w:val="en_US" w:bidi="en_US"/>
         </w:rPr>
-        <w:t xml:space="preserve">While Moses and the Israelites were in the wilderness, Jethro returned with Moses' family. Jethro heard about Yahweh saving his people from Egypt and recognized him as </w:t>
+        <w:t xml:space="preserve">While Moses and the Israelites were in the wilderness, Jethro returned with the family of Moses. Jethro heard about Yahweh saving his people from Egypt and recognized him as </w:t>
       </w:r>
       <w:r>
         <w:rPr>
@@ -5926,7 +5940,7 @@
         <w:rPr>
           <w:lang w:val="en_US" w:bidi="en_US"/>
         </w:rPr>
-        <w:t xml:space="preserve">Jesus often disagreed with Jewish leaders during his public ministry. These leaders believed they were protecting the temple, its sacrifices, the synagogue, and its teachings. In Jesus' last week in Jerusalem, these arguments became more intense and helped build the case against him (see </w:t>
+        <w:t xml:space="preserve">Jesus often disagreed with Jewish leaders during his public ministry. These leaders believed they were protecting the temple, its sacrifices, the synagogue, and its teachings. During the last week Jesus spent in Jerusalem, these arguments became more intense and helped build the case against him (see </w:t>
       </w:r>
       <w:hyperlink r:id="rId245">
         <w:r>
@@ -8333,7 +8347,7 @@
         <w:rPr>
           <w:lang w:val="en_US" w:bidi="en_US"/>
         </w:rPr>
-        <w:t xml:space="preserve">). Early Christian tradition describes Mark as Peter's "interpreter" and suggests that Mark got his information about Jesus' life and words directly from Peter (Eusebius, </w:t>
+        <w:t xml:space="preserve">). Early Christian tradition describes Mark as Peter's "interpreter" and suggests that Mark got his information about the life and words of Jesus directly from Peter (Eusebius, </w:t>
       </w:r>
       <w:r>
         <w:rPr>
@@ -8601,7 +8615,7 @@
         <w:rPr>
           <w:lang w:val="en_US" w:bidi="en_US"/>
         </w:rPr>
-        <w:t>John was one of Jesus' twelve closest followers ( called apostles). He was the brother of James and the son of Zebedee. Jesus chose these twelve men as his special representatives and gave them authority to teach others about him. Their work helped start the early church. Early tradition says John, Son of Zebedee, wrote the Gospel of John, the Letters of John, and the Book of Revelation.</w:t>
+        <w:t>John was one of the twelve closest followers of Jesus. These followers are called apostles. John was the brother of James and the son of Zebedee. Jesus chose these twelve men as his special representatives and gave them authority to teach others about him. Their work helped start the early church. Early tradition says John, Son of Zebedee, wrote the Gospel of John, the Letters of John, and the Book of Revelation.</w:t>
       </w:r>
     </w:p>
     <w:p>
@@ -8615,7 +8629,7 @@
         <w:rPr>
           <w:lang w:val="en_US" w:bidi="en_US"/>
         </w:rPr>
-        <w:t>John and his brother James were among Jesus' closest followers (</w:t>
+        <w:t>John and his brother James were among the closest followers of Jesus (</w:t>
       </w:r>
       <w:hyperlink r:id="rId118">
         <w:r>
@@ -8687,7 +8701,7 @@
         <w:rPr>
           <w:lang w:val="en_US" w:bidi="en_US"/>
         </w:rPr>
-        <w:t xml:space="preserve">). Their mother, Salome, might have been Mary's sister, who was Jesus' mother (compare </w:t>
+        <w:t xml:space="preserve">). Their mother, Salome, might have been Mary's sister, who was the mother of Jesus (compare </w:t>
       </w:r>
       <w:hyperlink r:id="rId105">
         <w:r>
@@ -10010,7 +10024,7 @@
         <w:rPr>
           <w:lang w:val="en_US" w:bidi="en_US"/>
         </w:rPr>
-        <w:t>John's birth, like Jesus', was extraordinary. John's parents were very old and unable to have children (</w:t>
+        <w:t>John's birth, like the birth of Jesus, was extraordinary. John's parents were very old and unable to have children (</w:t>
       </w:r>
       <w:hyperlink r:id="rId371">
         <w:r>
@@ -10028,7 +10042,7 @@
         <w:rPr>
           <w:lang w:val="en_US" w:bidi="en_US"/>
         </w:rPr>
-        <w:t>). His mother, Elizabeth, was a relative of Mary, Jesus' mother (</w:t>
+        <w:t>). His mother, Elizabeth, was a relative of Mary, the mother of Jesus (</w:t>
       </w:r>
       <w:hyperlink r:id="rId372">
         <w:r>
@@ -10326,7 +10340,7 @@
         <w:rPr>
           <w:lang w:val="en_US" w:bidi="en_US"/>
         </w:rPr>
-        <w:t xml:space="preserve">). John encouraged his followers to become Jesus' disciples. Many did, including: </w:t>
+        <w:t xml:space="preserve">). John encouraged his followers to become disciples of Jesus. Many did, including: </w:t>
       </w:r>
     </w:p>
     <w:p>
@@ -10362,7 +10376,7 @@
         <w:rPr>
           <w:lang w:val="en_US" w:bidi="en_US"/>
         </w:rPr>
-        <w:t>)</w:t>
+        <w:t>),</w:t>
       </w:r>
     </w:p>
     <w:p>
@@ -10398,7 +10412,7 @@
         <w:rPr>
           <w:lang w:val="en_US" w:bidi="en_US"/>
         </w:rPr>
-        <w:t>)</w:t>
+        <w:t>), and</w:t>
       </w:r>
     </w:p>
     <w:p>
@@ -10416,7 +10430,7 @@
         <w:rPr>
           <w:lang w:val="en_US" w:bidi="en_US"/>
         </w:rPr>
-        <w:t>The twelve disciples at Ephesus (</w:t>
+        <w:t>the twelve disciples at Ephesus (</w:t>
       </w:r>
       <w:hyperlink r:id="rId388">
         <w:r>
@@ -10434,7 +10448,7 @@
         <w:rPr>
           <w:lang w:val="en_US" w:bidi="en_US"/>
         </w:rPr>
-        <w:t>)</w:t>
+        <w:t>).</w:t>
       </w:r>
     </w:p>
     <w:p>
@@ -10502,7 +10516,7 @@
         <w:rPr>
           <w:lang w:val="en_US" w:bidi="en_US"/>
         </w:rPr>
-        <w:t>). John's imprisonment marked the start of Jesus' public preaching (</w:t>
+        <w:t>). John's imprisonment marked the start of the public preaching of Jesus (</w:t>
       </w:r>
       <w:hyperlink r:id="rId392">
         <w:r>
@@ -12359,7 +12373,7 @@
         <w:rPr>
           <w:lang w:val="en_US" w:bidi="en_US"/>
         </w:rPr>
-        <w:t>Joshua was the son of Nun. He was Moses' assistant and became Israel's leader after him. Joshua led the young nation across the Jordan River into Canaan, the land God promised to Abraham, by faithfully following God's guidance.</w:t>
+        <w:t>Joshua was the son of Nun. He was the assistant of Moses and became Israel's leader after him. Joshua led the young nation across the Jordan River into Canaan, the land God promised to Abraham, by faithfully following God's guidance.</w:t>
       </w:r>
     </w:p>
     <w:p>
@@ -14558,7 +14572,20 @@
         <w:rPr>
           <w:lang w:val="en_US" w:bidi="en_US"/>
         </w:rPr>
-        <w:t>The meaning of the name "Iscariot" is unclear. It might refer to a village named Kerioth. Judas Iscariot is different from Judas, son of James (</w:t>
+        <w:t xml:space="preserve">The meaning of the name </w:t>
+      </w:r>
+      <w:r>
+        <w:rPr>
+          <w:i/>
+          <w:lang w:val="en_US" w:bidi="en_US"/>
+        </w:rPr>
+        <w:t>Iscariot</w:t>
+      </w:r>
+      <w:r>
+        <w:rPr>
+          <w:lang w:val="en_US" w:bidi="en_US"/>
+        </w:rPr>
+        <w:t xml:space="preserve"> is unclear. It might refer to a village named Kerioth. Judas Iscariot is different from Judas, son of James (</w:t>
       </w:r>
       <w:hyperlink r:id="rId540">
         <w:r>
@@ -14608,7 +14635,7 @@
         <w:rPr>
           <w:lang w:val="en_US" w:bidi="en_US"/>
         </w:rPr>
-        <w:t>Among the apostles (Jesus' closest followers), people knew Judas Iscariot as greedy. He carried the money bag and had a reputation for stealing from it (</w:t>
+        <w:t>Among the apostles (the closest followers of Jesus), Judas Iscariot was known as greedy. He carried the money bag and had a reputation for stealing from it (</w:t>
       </w:r>
       <w:hyperlink r:id="rId542">
         <w:r>
